--- a/src/main/resources/reports/informe_mto_otro_si_20_cctv.docx
+++ b/src/main/resources/reports/informe_mto_otro_si_20_cctv.docx
@@ -1299,6 +1299,9 @@
                 <w:rFonts w:ascii="Calibri" w:hAnsi="Calibri" w:cs="Calibri"/>
               </w:rPr>
             </w:pPr>
+            <w:r>
+              <w:t>2</w:t>
+            </w:r>
           </w:p>
         </w:tc>
         <w:tc>
@@ -1314,6 +1317,9 @@
                 <w:rFonts w:ascii="Calibri" w:hAnsi="Calibri" w:cs="Calibri"/>
               </w:rPr>
             </w:pPr>
+            <w:r>
+              <w:t>17/03/2026</w:t>
+            </w:r>
           </w:p>
         </w:tc>
         <w:tc>
@@ -1329,6 +1335,9 @@
                 <w:rFonts w:cs="Calibri"/>
               </w:rPr>
             </w:pPr>
+            <w:r>
+              <w:t>Mantenimiento Preventivo</w:t>
+            </w:r>
           </w:p>
         </w:tc>
         <w:tc>
@@ -1344,6 +1353,9 @@
                 <w:rFonts w:ascii="Calibri" w:hAnsi="Calibri" w:cs="Calibri"/>
               </w:rPr>
             </w:pPr>
+            <w:r>
+              <w:t>2-40-1</w:t>
+            </w:r>
           </w:p>
         </w:tc>
         <w:tc>
@@ -1359,6 +1371,9 @@
                 <w:rFonts w:ascii="Calibri" w:hAnsi="Calibri" w:cs="Calibri"/>
               </w:rPr>
             </w:pPr>
+            <w:r>
+              <w:t>POS47</w:t>
+            </w:r>
           </w:p>
         </w:tc>
         <w:tc>
@@ -1370,6 +1385,9 @@
             <w:pPr>
               <w:jc w:val="center"/>
             </w:pPr>
+            <w:r>
+              <w:t>Agregar foto</w:t>
+            </w:r>
           </w:p>
         </w:tc>
         <w:tc>
@@ -1404,6 +1422,9 @@
                 <w:rFonts w:ascii="Calibri" w:hAnsi="Calibri" w:cs="Calibri"/>
               </w:rPr>
             </w:pPr>
+            <w:r>
+              <w:t>3</w:t>
+            </w:r>
           </w:p>
         </w:tc>
         <w:tc>
@@ -1419,6 +1440,9 @@
                 <w:rFonts w:ascii="Calibri" w:hAnsi="Calibri" w:cs="Calibri"/>
               </w:rPr>
             </w:pPr>
+            <w:r>
+              <w:t>17/03/2026</w:t>
+            </w:r>
           </w:p>
         </w:tc>
         <w:tc>
@@ -1434,6 +1458,9 @@
                 <w:rFonts w:cs="Calibri"/>
               </w:rPr>
             </w:pPr>
+            <w:r>
+              <w:t>Mantenimiento Preventivo</w:t>
+            </w:r>
           </w:p>
         </w:tc>
         <w:tc>
@@ -1449,6 +1476,9 @@
                 <w:rFonts w:ascii="Calibri" w:hAnsi="Calibri" w:cs="Calibri"/>
               </w:rPr>
             </w:pPr>
+            <w:r>
+              <w:t>3-43-6</w:t>
+            </w:r>
           </w:p>
         </w:tc>
         <w:tc>
@@ -1464,6 +1494,9 @@
                 <w:rFonts w:ascii="Calibri" w:hAnsi="Calibri" w:cs="Calibri"/>
               </w:rPr>
             </w:pPr>
+            <w:r>
+              <w:t>rampa A13-54</w:t>
+            </w:r>
           </w:p>
         </w:tc>
         <w:tc>
@@ -1475,6 +1508,9 @@
             <w:pPr>
               <w:jc w:val="center"/>
             </w:pPr>
+            <w:r>
+              <w:t>Agregar foto</w:t>
+            </w:r>
           </w:p>
         </w:tc>
         <w:tc>
@@ -1509,6 +1545,9 @@
                 <w:rFonts w:ascii="Calibri" w:hAnsi="Calibri" w:cs="Calibri"/>
               </w:rPr>
             </w:pPr>
+            <w:r>
+              <w:t>4</w:t>
+            </w:r>
           </w:p>
         </w:tc>
         <w:tc>
@@ -1524,6 +1563,9 @@
                 <w:rFonts w:ascii="Calibri" w:hAnsi="Calibri" w:cs="Calibri"/>
               </w:rPr>
             </w:pPr>
+            <w:r>
+              <w:t>19/03/2026</w:t>
+            </w:r>
           </w:p>
         </w:tc>
         <w:tc>
@@ -1539,6 +1581,9 @@
                 <w:rFonts w:cs="Calibri"/>
               </w:rPr>
             </w:pPr>
+            <w:r>
+              <w:t>Mantenimiento Preventivo</w:t>
+            </w:r>
           </w:p>
         </w:tc>
         <w:tc>
@@ -1554,6 +1599,9 @@
                 <w:rFonts w:ascii="Calibri" w:hAnsi="Calibri" w:cs="Calibri"/>
               </w:rPr>
             </w:pPr>
+            <w:r>
+              <w:t>2-43-5</w:t>
+            </w:r>
           </w:p>
         </w:tc>
         <w:tc>
@@ -1569,6 +1617,9 @@
                 <w:rFonts w:ascii="Calibri" w:hAnsi="Calibri" w:cs="Calibri"/>
               </w:rPr>
             </w:pPr>
+            <w:r>
+              <w:t xml:space="preserve"> PUENTE 54-55-56</w:t>
+            </w:r>
           </w:p>
         </w:tc>
         <w:tc>
@@ -1580,6 +1631,9 @@
             <w:pPr>
               <w:jc w:val="center"/>
             </w:pPr>
+            <w:r>
+              <w:t>Agregar foto</w:t>
+            </w:r>
           </w:p>
         </w:tc>
         <w:tc>
@@ -1614,6 +1668,9 @@
                 <w:rFonts w:ascii="Calibri" w:hAnsi="Calibri" w:cs="Calibri"/>
               </w:rPr>
             </w:pPr>
+            <w:r>
+              <w:t>5</w:t>
+            </w:r>
           </w:p>
         </w:tc>
         <w:tc>
@@ -1629,6 +1686,9 @@
                 <w:rFonts w:ascii="Calibri" w:hAnsi="Calibri" w:cs="Calibri"/>
               </w:rPr>
             </w:pPr>
+            <w:r>
+              <w:t>19/03/2026</w:t>
+            </w:r>
           </w:p>
         </w:tc>
         <w:tc>
@@ -1644,6 +1704,9 @@
                 <w:rFonts w:cs="Calibri"/>
               </w:rPr>
             </w:pPr>
+            <w:r>
+              <w:t>Mantenimiento Preventivo</w:t>
+            </w:r>
           </w:p>
         </w:tc>
         <w:tc>
@@ -1659,6 +1722,9 @@
                 <w:rFonts w:ascii="Calibri" w:hAnsi="Calibri" w:cs="Calibri"/>
               </w:rPr>
             </w:pPr>
+            <w:r>
+              <w:t>2-46-3</w:t>
+            </w:r>
           </w:p>
         </w:tc>
         <w:tc>
@@ -1674,6 +1740,9 @@
                 <w:rFonts w:ascii="Calibri" w:hAnsi="Calibri" w:cs="Calibri"/>
               </w:rPr>
             </w:pPr>
+            <w:r>
+              <w:t>INGRESO A PUENTE 89</w:t>
+            </w:r>
           </w:p>
         </w:tc>
         <w:tc>
@@ -1685,6 +1754,9 @@
             <w:pPr>
               <w:jc w:val="center"/>
             </w:pPr>
+            <w:r>
+              <w:t>Agregar foto</w:t>
+            </w:r>
           </w:p>
         </w:tc>
         <w:tc>
@@ -1719,6 +1791,9 @@
                 <w:rFonts w:ascii="Calibri" w:hAnsi="Calibri" w:cs="Calibri"/>
               </w:rPr>
             </w:pPr>
+            <w:r>
+              <w:t>6</w:t>
+            </w:r>
           </w:p>
         </w:tc>
         <w:tc>
@@ -1734,6 +1809,9 @@
                 <w:rFonts w:ascii="Calibri" w:hAnsi="Calibri" w:cs="Calibri"/>
               </w:rPr>
             </w:pPr>
+            <w:r>
+              <w:t>19/03/2026</w:t>
+            </w:r>
           </w:p>
         </w:tc>
         <w:tc>
@@ -1749,6 +1827,9 @@
                 <w:rFonts w:cs="Calibri"/>
               </w:rPr>
             </w:pPr>
+            <w:r>
+              <w:t>Mantenimiento Preventivo</w:t>
+            </w:r>
           </w:p>
         </w:tc>
         <w:tc>
@@ -1764,6 +1845,9 @@
                 <w:rFonts w:ascii="Calibri" w:hAnsi="Calibri" w:cs="Calibri"/>
               </w:rPr>
             </w:pPr>
+            <w:r>
+              <w:t>2-42-12</w:t>
+            </w:r>
           </w:p>
         </w:tc>
         <w:tc>
@@ -1779,6 +1863,9 @@
                 <w:rFonts w:ascii="Calibri" w:hAnsi="Calibri" w:cs="Calibri"/>
               </w:rPr>
             </w:pPr>
+            <w:r>
+              <w:t>INGRESO PUENTE 51-52-53</w:t>
+            </w:r>
           </w:p>
         </w:tc>
         <w:tc>
@@ -1790,6 +1877,9 @@
             <w:pPr>
               <w:jc w:val="center"/>
             </w:pPr>
+            <w:r>
+              <w:t>Agregar foto</w:t>
+            </w:r>
           </w:p>
         </w:tc>
         <w:tc>

--- a/src/main/resources/reports/informe_mto_otro_si_20_cctv.docx
+++ b/src/main/resources/reports/informe_mto_otro_si_20_cctv.docx
@@ -1892,6 +1892,94 @@
             <w:pPr>
               <w:jc w:val="center"/>
             </w:pPr>
+          </w:p>
+        </w:tc>
+      </w:tr>
+      <w:tr>
+        <w:tc>
+          <w:p>
+            <w:r>
+              <w:t>7</w:t>
+            </w:r>
+          </w:p>
+        </w:tc>
+        <w:tc>
+          <w:p>
+            <w:r>
+              <w:t>20/03/2026</w:t>
+            </w:r>
+          </w:p>
+        </w:tc>
+        <w:tc>
+          <w:p>
+            <w:r>
+              <w:t>Mantenimiento Preventivo</w:t>
+            </w:r>
+          </w:p>
+        </w:tc>
+        <w:tc>
+          <w:p>
+            <w:r>
+              <w:t>3-48-1</w:t>
+            </w:r>
+          </w:p>
+        </w:tc>
+        <w:tc>
+          <w:p>
+            <w:r>
+              <w:t>RAMPA PUENTE 89</w:t>
+            </w:r>
+          </w:p>
+        </w:tc>
+        <w:tc>
+          <w:p>
+            <w:r>
+              <w:t>Agregar foto</w:t>
+            </w:r>
+          </w:p>
+        </w:tc>
+      </w:tr>
+      <w:tr>
+        <w:tc>
+          <w:p>
+            <w:r>
+              <w:t>8</w:t>
+            </w:r>
+          </w:p>
+        </w:tc>
+        <w:tc>
+          <w:p>
+            <w:r>
+              <w:t>21/03/2026</w:t>
+            </w:r>
+          </w:p>
+        </w:tc>
+        <w:tc>
+          <w:p>
+            <w:r>
+              <w:t>Mantenimiento Preventivo</w:t>
+            </w:r>
+          </w:p>
+        </w:tc>
+        <w:tc>
+          <w:p>
+            <w:r>
+              <w:t>2-43-7</w:t>
+            </w:r>
+          </w:p>
+        </w:tc>
+        <w:tc>
+          <w:p>
+            <w:r>
+              <w:t>PUENTE 54-55-56</w:t>
+            </w:r>
+          </w:p>
+        </w:tc>
+        <w:tc>
+          <w:p>
+            <w:r>
+              <w:t>Agregar foto</w:t>
+            </w:r>
           </w:p>
         </w:tc>
       </w:tr>
